--- a/docs/reference-forms/output/TAI-FORM-C002-example.docx
+++ b/docs/reference-forms/output/TAI-FORM-C002-example.docx
@@ -16,6 +16,61 @@
         <w:tblLayout w:type="fixed"/>
       </w:tblPr>
       <w:tblGrid>
+        <w:gridCol w:w="9637"/>
+      </w:tblGrid>
+      <w:tr>
+        <w:trPr>
+          <w:trHeight w:val="793"/>
+        </w:trPr>
+        <w:tc>
+          <w:tcPr>
+            <w:tcW w:type="dxa" w:w="9637"/>
+            <w:tcBorders>
+              <w:top w:val="single" w:color="000000" w:sz="4"/>
+              <w:left w:val="single" w:color="000000" w:sz="4"/>
+              <w:bottom w:val="single" w:color="000000" w:sz="4"/>
+              <w:right w:val="single" w:color="000000" w:sz="4"/>
+            </w:tcBorders>
+            <w:tcMar>
+              <w:top w:type="dxa" w:w="226"/>
+              <w:left w:type="dxa" w:w="226"/>
+              <w:bottom w:type="dxa" w:w="226"/>
+              <w:right w:type="dxa" w:w="226"/>
+            </w:tcMar>
+            <w:vAlign w:val="center"/>
+          </w:tcPr>
+          <w:p>
+            <w:pPr>
+              <w:jc w:val="center"/>
+            </w:pPr>
+            <w:r>
+              <w:rPr>
+                <w:rFonts w:ascii="NanumGothic" w:cs="NanumGothic" w:eastAsia="NanumGothic" w:hAnsi="NanumGothic"/>
+                <w:b/>
+                <w:bCs/>
+                <w:sz w:val="32"/>
+                <w:szCs w:val="32"/>
+              </w:rPr>
+              <w:t xml:space="preserve">안전보건 목표 및 추진계획서</w:t>
+            </w:r>
+          </w:p>
+        </w:tc>
+      </w:tr>
+    </w:tbl>
+    <w:tbl>
+      <w:tblPr>
+        <w:tblW w:type="dxa" w:w="9637"/>
+        <w:tblBorders>
+          <w:top w:val="single" w:color="auto" w:sz="4"/>
+          <w:left w:val="single" w:color="auto" w:sz="4"/>
+          <w:bottom w:val="single" w:color="auto" w:sz="4"/>
+          <w:right w:val="single" w:color="auto" w:sz="4"/>
+          <w:insideH w:val="single" w:color="auto" w:sz="4"/>
+          <w:insideV w:val="single" w:color="auto" w:sz="4"/>
+        </w:tblBorders>
+        <w:tblLayout w:type="fixed"/>
+      </w:tblPr>
+      <w:tblGrid>
         <w:gridCol w:w="4535"/>
         <w:gridCol w:w="5102"/>
       </w:tblGrid>
@@ -24,32 +79,21 @@
           <w:tcPr>
             <w:tcW w:type="dxa" w:w="4535"/>
             <w:tcBorders>
-              <w:top w:val="single" w:color="000000" w:sz="4"/>
-              <w:left w:val="single" w:color="000000" w:sz="4"/>
-              <w:bottom w:val="single" w:color="000000" w:sz="4"/>
-              <w:right w:val="single" w:color="000000" w:sz="4"/>
-            </w:tcBorders>
-            <w:tcMar>
-              <w:top w:type="dxa" w:w="226"/>
-              <w:left w:type="dxa" w:w="226"/>
-              <w:bottom w:type="dxa" w:w="226"/>
-              <w:right w:type="dxa" w:w="226"/>
-            </w:tcMar>
-            <w:vAlign w:val="center"/>
-          </w:tcPr>
-          <w:p>
-            <w:pPr>
-              <w:jc w:val="center"/>
-            </w:pPr>
-            <w:r>
-              <w:rPr>
-                <w:rFonts w:ascii="NanumGothic" w:cs="NanumGothic" w:eastAsia="NanumGothic" w:hAnsi="NanumGothic"/>
-                <w:b/>
-                <w:bCs/>
-                <w:sz w:val="32"/>
-                <w:szCs w:val="32"/>
-              </w:rPr>
-              <w:t xml:space="preserve">안전보건 목표 및 추진계획서</w:t>
+              <w:top w:val="none" w:color="auto" w:sz="0"/>
+              <w:left w:val="none" w:color="auto" w:sz="0"/>
+              <w:bottom w:val="none" w:color="auto" w:sz="0"/>
+              <w:right w:val="none" w:color="auto" w:sz="0"/>
+            </w:tcBorders>
+            <w:tcMar>
+              <w:top w:type="dxa" w:w="0"/>
+              <w:left w:type="dxa" w:w="0"/>
+              <w:bottom w:type="dxa" w:w="0"/>
+              <w:right w:type="dxa" w:w="0"/>
+            </w:tcMar>
+          </w:tcPr>
+          <w:p>
+            <w:r>
+              <w:t xml:space="preserve"/>
             </w:r>
           </w:p>
         </w:tc>
@@ -292,9 +336,8 @@
         <w:tblLayout w:type="fixed"/>
       </w:tblPr>
       <w:tblGrid>
-        <w:gridCol w:w="3118"/>
-        <w:gridCol w:w="3968"/>
-        <w:gridCol w:w="2551"/>
+        <w:gridCol w:w="4819"/>
+        <w:gridCol w:w="4819"/>
       </w:tblGrid>
       <w:tr>
         <w:trPr>
@@ -302,7 +345,7 @@
         </w:trPr>
         <w:tc>
           <w:tcPr>
-            <w:tcW w:type="dxa" w:w="3118"/>
+            <w:tcW w:type="dxa" w:w="4819"/>
             <w:tcBorders>
               <w:top w:val="single" w:color="000000" w:sz="4"/>
               <w:left w:val="single" w:color="000000" w:sz="4"/>
@@ -334,7 +377,7 @@
         </w:tc>
         <w:tc>
           <w:tcPr>
-            <w:tcW w:type="dxa" w:w="3968"/>
+            <w:tcW w:type="dxa" w:w="4819"/>
             <w:tcBorders>
               <w:top w:val="single" w:color="000000" w:sz="4"/>
               <w:left w:val="single" w:color="000000" w:sz="4"/>
@@ -360,13 +403,18 @@
                 <w:sz w:val="20"/>
                 <w:szCs w:val="20"/>
               </w:rPr>
-              <w:t xml:space="preserve">작성일:       년      월      일</w:t>
-            </w:r>
-          </w:p>
-        </w:tc>
-        <w:tc>
-          <w:tcPr>
-            <w:tcW w:type="dxa" w:w="2551"/>
+              <w:t xml:space="preserve">작성일:      년     월     일</w:t>
+            </w:r>
+          </w:p>
+        </w:tc>
+      </w:tr>
+      <w:tr>
+        <w:trPr>
+          <w:trHeight w:val="453"/>
+        </w:trPr>
+        <w:tc>
+          <w:tcPr>
+            <w:tcW w:type="dxa" w:w="4819"/>
             <w:tcBorders>
               <w:top w:val="single" w:color="000000" w:sz="4"/>
               <w:left w:val="single" w:color="000000" w:sz="4"/>
@@ -392,7 +440,39 @@
                 <w:sz w:val="20"/>
                 <w:szCs w:val="20"/>
               </w:rPr>
-              <w:t xml:space="preserve">적용 연도:     년   문서번호:</w:t>
+              <w:t xml:space="preserve">적용 연도:      년</w:t>
+            </w:r>
+          </w:p>
+        </w:tc>
+        <w:tc>
+          <w:tcPr>
+            <w:tcW w:type="dxa" w:w="4819"/>
+            <w:tcBorders>
+              <w:top w:val="single" w:color="000000" w:sz="4"/>
+              <w:left w:val="single" w:color="000000" w:sz="4"/>
+              <w:bottom w:val="single" w:color="000000" w:sz="4"/>
+              <w:right w:val="single" w:color="000000" w:sz="4"/>
+            </w:tcBorders>
+            <w:shd w:fill="ffffff" w:color="auto" w:val="clear"/>
+            <w:tcMar>
+              <w:top w:type="dxa" w:w="170"/>
+              <w:left w:type="dxa" w:w="170"/>
+              <w:bottom w:type="dxa" w:w="170"/>
+              <w:right w:type="dxa" w:w="170"/>
+            </w:tcMar>
+            <w:vAlign w:val="center"/>
+          </w:tcPr>
+          <w:p>
+            <w:pPr>
+              <w:jc w:val="left"/>
+            </w:pPr>
+            <w:r>
+              <w:rPr>
+                <w:rFonts w:ascii="NanumGothic" w:cs="NanumGothic" w:eastAsia="NanumGothic" w:hAnsi="NanumGothic"/>
+                <w:sz w:val="20"/>
+                <w:szCs w:val="20"/>
+              </w:rPr>
+              <w:t xml:space="preserve">문서번호: </w:t>
             </w:r>
           </w:p>
         </w:tc>
@@ -512,10 +592,10 @@
         <w:tblLayout w:type="fixed"/>
       </w:tblPr>
       <w:tblGrid>
-        <w:gridCol w:w="3288"/>
-        <w:gridCol w:w="1587"/>
-        <w:gridCol w:w="1360"/>
-        <w:gridCol w:w="1133"/>
+        <w:gridCol w:w="3174"/>
+        <w:gridCol w:w="1474"/>
+        <w:gridCol w:w="1247"/>
+        <w:gridCol w:w="1474"/>
         <w:gridCol w:w="1247"/>
         <w:gridCol w:w="1020"/>
       </w:tblGrid>
@@ -526,7 +606,7 @@
         </w:trPr>
         <w:tc>
           <w:tcPr>
-            <w:tcW w:type="dxa" w:w="3288"/>
+            <w:tcW w:type="dxa" w:w="3174"/>
             <w:tcBorders>
               <w:top w:val="single" w:color="000000" w:sz="4"/>
               <w:left w:val="single" w:color="000000" w:sz="4"/>
@@ -573,7 +653,7 @@
         </w:tc>
         <w:tc>
           <w:tcPr>
-            <w:tcW w:type="dxa" w:w="1587"/>
+            <w:tcW w:type="dxa" w:w="1474"/>
             <w:tcBorders>
               <w:top w:val="single" w:color="000000" w:sz="4"/>
               <w:left w:val="single" w:color="000000" w:sz="4"/>
@@ -607,7 +687,7 @@
         </w:tc>
         <w:tc>
           <w:tcPr>
-            <w:tcW w:type="dxa" w:w="1360"/>
+            <w:tcW w:type="dxa" w:w="1247"/>
             <w:tcBorders>
               <w:top w:val="single" w:color="000000" w:sz="4"/>
               <w:left w:val="single" w:color="000000" w:sz="4"/>
@@ -641,7 +721,7 @@
         </w:tc>
         <w:tc>
           <w:tcPr>
-            <w:tcW w:type="dxa" w:w="1133"/>
+            <w:tcW w:type="dxa" w:w="1474"/>
             <w:tcBorders>
               <w:top w:val="single" w:color="000000" w:sz="4"/>
               <w:left w:val="single" w:color="000000" w:sz="4"/>
@@ -757,11 +837,11 @@
       </w:tr>
       <w:tr>
         <w:trPr>
-          <w:trHeight w:val="680"/>
+          <w:trHeight w:val="793"/>
         </w:trPr>
         <w:tc>
           <w:tcPr>
-            <w:tcW w:type="dxa" w:w="3288"/>
+            <w:tcW w:type="dxa" w:w="3174"/>
             <w:tcBorders>
               <w:top w:val="single" w:color="000000" w:sz="4"/>
               <w:left w:val="single" w:color="000000" w:sz="4"/>
@@ -793,7 +873,7 @@
         </w:tc>
         <w:tc>
           <w:tcPr>
-            <w:tcW w:type="dxa" w:w="1587"/>
+            <w:tcW w:type="dxa" w:w="1474"/>
             <w:tcBorders>
               <w:top w:val="single" w:color="000000" w:sz="4"/>
               <w:left w:val="single" w:color="000000" w:sz="4"/>
@@ -825,7 +905,7 @@
         </w:tc>
         <w:tc>
           <w:tcPr>
-            <w:tcW w:type="dxa" w:w="1360"/>
+            <w:tcW w:type="dxa" w:w="1247"/>
             <w:tcBorders>
               <w:top w:val="single" w:color="000000" w:sz="4"/>
               <w:left w:val="single" w:color="000000" w:sz="4"/>
@@ -857,7 +937,7 @@
         </w:tc>
         <w:tc>
           <w:tcPr>
-            <w:tcW w:type="dxa" w:w="1133"/>
+            <w:tcW w:type="dxa" w:w="1474"/>
             <w:tcBorders>
               <w:top w:val="single" w:color="000000" w:sz="4"/>
               <w:left w:val="single" w:color="000000" w:sz="4"/>
@@ -954,11 +1034,11 @@
       </w:tr>
       <w:tr>
         <w:trPr>
-          <w:trHeight w:val="680"/>
+          <w:trHeight w:val="793"/>
         </w:trPr>
         <w:tc>
           <w:tcPr>
-            <w:tcW w:type="dxa" w:w="3288"/>
+            <w:tcW w:type="dxa" w:w="3174"/>
             <w:tcBorders>
               <w:top w:val="single" w:color="000000" w:sz="4"/>
               <w:left w:val="single" w:color="000000" w:sz="4"/>
@@ -990,7 +1070,7 @@
         </w:tc>
         <w:tc>
           <w:tcPr>
-            <w:tcW w:type="dxa" w:w="1587"/>
+            <w:tcW w:type="dxa" w:w="1474"/>
             <w:tcBorders>
               <w:top w:val="single" w:color="000000" w:sz="4"/>
               <w:left w:val="single" w:color="000000" w:sz="4"/>
@@ -1022,7 +1102,7 @@
         </w:tc>
         <w:tc>
           <w:tcPr>
-            <w:tcW w:type="dxa" w:w="1360"/>
+            <w:tcW w:type="dxa" w:w="1247"/>
             <w:tcBorders>
               <w:top w:val="single" w:color="000000" w:sz="4"/>
               <w:left w:val="single" w:color="000000" w:sz="4"/>
@@ -1054,7 +1134,7 @@
         </w:tc>
         <w:tc>
           <w:tcPr>
-            <w:tcW w:type="dxa" w:w="1133"/>
+            <w:tcW w:type="dxa" w:w="1474"/>
             <w:tcBorders>
               <w:top w:val="single" w:color="000000" w:sz="4"/>
               <w:left w:val="single" w:color="000000" w:sz="4"/>
@@ -1151,11 +1231,11 @@
       </w:tr>
       <w:tr>
         <w:trPr>
-          <w:trHeight w:val="680"/>
+          <w:trHeight w:val="793"/>
         </w:trPr>
         <w:tc>
           <w:tcPr>
-            <w:tcW w:type="dxa" w:w="3288"/>
+            <w:tcW w:type="dxa" w:w="3174"/>
             <w:tcBorders>
               <w:top w:val="single" w:color="000000" w:sz="4"/>
               <w:left w:val="single" w:color="000000" w:sz="4"/>
@@ -1187,7 +1267,7 @@
         </w:tc>
         <w:tc>
           <w:tcPr>
-            <w:tcW w:type="dxa" w:w="1587"/>
+            <w:tcW w:type="dxa" w:w="1474"/>
             <w:tcBorders>
               <w:top w:val="single" w:color="000000" w:sz="4"/>
               <w:left w:val="single" w:color="000000" w:sz="4"/>
@@ -1219,7 +1299,7 @@
         </w:tc>
         <w:tc>
           <w:tcPr>
-            <w:tcW w:type="dxa" w:w="1360"/>
+            <w:tcW w:type="dxa" w:w="1247"/>
             <w:tcBorders>
               <w:top w:val="single" w:color="000000" w:sz="4"/>
               <w:left w:val="single" w:color="000000" w:sz="4"/>
@@ -1251,7 +1331,7 @@
         </w:tc>
         <w:tc>
           <w:tcPr>
-            <w:tcW w:type="dxa" w:w="1133"/>
+            <w:tcW w:type="dxa" w:w="1474"/>
             <w:tcBorders>
               <w:top w:val="single" w:color="000000" w:sz="4"/>
               <w:left w:val="single" w:color="000000" w:sz="4"/>
@@ -1348,11 +1428,11 @@
       </w:tr>
       <w:tr>
         <w:trPr>
-          <w:trHeight w:val="680"/>
+          <w:trHeight w:val="793"/>
         </w:trPr>
         <w:tc>
           <w:tcPr>
-            <w:tcW w:type="dxa" w:w="3288"/>
+            <w:tcW w:type="dxa" w:w="3174"/>
             <w:tcBorders>
               <w:top w:val="single" w:color="000000" w:sz="4"/>
               <w:left w:val="single" w:color="000000" w:sz="4"/>
@@ -1384,7 +1464,7 @@
         </w:tc>
         <w:tc>
           <w:tcPr>
-            <w:tcW w:type="dxa" w:w="1587"/>
+            <w:tcW w:type="dxa" w:w="1474"/>
             <w:tcBorders>
               <w:top w:val="single" w:color="000000" w:sz="4"/>
               <w:left w:val="single" w:color="000000" w:sz="4"/>
@@ -1416,7 +1496,7 @@
         </w:tc>
         <w:tc>
           <w:tcPr>
-            <w:tcW w:type="dxa" w:w="1360"/>
+            <w:tcW w:type="dxa" w:w="1247"/>
             <w:tcBorders>
               <w:top w:val="single" w:color="000000" w:sz="4"/>
               <w:left w:val="single" w:color="000000" w:sz="4"/>
@@ -1448,7 +1528,7 @@
         </w:tc>
         <w:tc>
           <w:tcPr>
-            <w:tcW w:type="dxa" w:w="1133"/>
+            <w:tcW w:type="dxa" w:w="1474"/>
             <w:tcBorders>
               <w:top w:val="single" w:color="000000" w:sz="4"/>
               <w:left w:val="single" w:color="000000" w:sz="4"/>
@@ -1545,11 +1625,11 @@
       </w:tr>
       <w:tr>
         <w:trPr>
-          <w:trHeight w:val="680"/>
+          <w:trHeight w:val="793"/>
         </w:trPr>
         <w:tc>
           <w:tcPr>
-            <w:tcW w:type="dxa" w:w="3288"/>
+            <w:tcW w:type="dxa" w:w="3174"/>
             <w:tcBorders>
               <w:top w:val="single" w:color="000000" w:sz="4"/>
               <w:left w:val="single" w:color="000000" w:sz="4"/>
@@ -1581,7 +1661,7 @@
         </w:tc>
         <w:tc>
           <w:tcPr>
-            <w:tcW w:type="dxa" w:w="1587"/>
+            <w:tcW w:type="dxa" w:w="1474"/>
             <w:tcBorders>
               <w:top w:val="single" w:color="000000" w:sz="4"/>
               <w:left w:val="single" w:color="000000" w:sz="4"/>
@@ -1613,7 +1693,7 @@
         </w:tc>
         <w:tc>
           <w:tcPr>
-            <w:tcW w:type="dxa" w:w="1360"/>
+            <w:tcW w:type="dxa" w:w="1247"/>
             <w:tcBorders>
               <w:top w:val="single" w:color="000000" w:sz="4"/>
               <w:left w:val="single" w:color="000000" w:sz="4"/>
@@ -1645,7 +1725,7 @@
         </w:tc>
         <w:tc>
           <w:tcPr>
-            <w:tcW w:type="dxa" w:w="1133"/>
+            <w:tcW w:type="dxa" w:w="1474"/>
             <w:tcBorders>
               <w:top w:val="single" w:color="000000" w:sz="4"/>
               <w:left w:val="single" w:color="000000" w:sz="4"/>
@@ -1742,11 +1822,11 @@
       </w:tr>
       <w:tr>
         <w:trPr>
-          <w:trHeight w:val="680"/>
+          <w:trHeight w:val="793"/>
         </w:trPr>
         <w:tc>
           <w:tcPr>
-            <w:tcW w:type="dxa" w:w="3288"/>
+            <w:tcW w:type="dxa" w:w="3174"/>
             <w:tcBorders>
               <w:top w:val="single" w:color="000000" w:sz="4"/>
               <w:left w:val="single" w:color="000000" w:sz="4"/>
@@ -1778,7 +1858,7 @@
         </w:tc>
         <w:tc>
           <w:tcPr>
-            <w:tcW w:type="dxa" w:w="1587"/>
+            <w:tcW w:type="dxa" w:w="1474"/>
             <w:tcBorders>
               <w:top w:val="single" w:color="000000" w:sz="4"/>
               <w:left w:val="single" w:color="000000" w:sz="4"/>
@@ -1810,7 +1890,7 @@
         </w:tc>
         <w:tc>
           <w:tcPr>
-            <w:tcW w:type="dxa" w:w="1360"/>
+            <w:tcW w:type="dxa" w:w="1247"/>
             <w:tcBorders>
               <w:top w:val="single" w:color="000000" w:sz="4"/>
               <w:left w:val="single" w:color="000000" w:sz="4"/>
@@ -1842,7 +1922,7 @@
         </w:tc>
         <w:tc>
           <w:tcPr>
-            <w:tcW w:type="dxa" w:w="1133"/>
+            <w:tcW w:type="dxa" w:w="1474"/>
             <w:tcBorders>
               <w:top w:val="single" w:color="000000" w:sz="4"/>
               <w:left w:val="single" w:color="000000" w:sz="4"/>
@@ -1939,11 +2019,11 @@
       </w:tr>
       <w:tr>
         <w:trPr>
-          <w:trHeight w:val="680"/>
+          <w:trHeight w:val="793"/>
         </w:trPr>
         <w:tc>
           <w:tcPr>
-            <w:tcW w:type="dxa" w:w="3288"/>
+            <w:tcW w:type="dxa" w:w="3174"/>
             <w:tcBorders>
               <w:top w:val="single" w:color="000000" w:sz="4"/>
               <w:left w:val="single" w:color="000000" w:sz="4"/>
@@ -1975,7 +2055,7 @@
         </w:tc>
         <w:tc>
           <w:tcPr>
-            <w:tcW w:type="dxa" w:w="1587"/>
+            <w:tcW w:type="dxa" w:w="1474"/>
             <w:tcBorders>
               <w:top w:val="single" w:color="000000" w:sz="4"/>
               <w:left w:val="single" w:color="000000" w:sz="4"/>
@@ -2007,7 +2087,7 @@
         </w:tc>
         <w:tc>
           <w:tcPr>
-            <w:tcW w:type="dxa" w:w="1360"/>
+            <w:tcW w:type="dxa" w:w="1247"/>
             <w:tcBorders>
               <w:top w:val="single" w:color="000000" w:sz="4"/>
               <w:left w:val="single" w:color="000000" w:sz="4"/>
@@ -2039,7 +2119,7 @@
         </w:tc>
         <w:tc>
           <w:tcPr>
-            <w:tcW w:type="dxa" w:w="1133"/>
+            <w:tcW w:type="dxa" w:w="1474"/>
             <w:tcBorders>
               <w:top w:val="single" w:color="000000" w:sz="4"/>
               <w:left w:val="single" w:color="000000" w:sz="4"/>
@@ -2136,11 +2216,11 @@
       </w:tr>
       <w:tr>
         <w:trPr>
-          <w:trHeight w:val="680"/>
+          <w:trHeight w:val="793"/>
         </w:trPr>
         <w:tc>
           <w:tcPr>
-            <w:tcW w:type="dxa" w:w="3288"/>
+            <w:tcW w:type="dxa" w:w="3174"/>
             <w:tcBorders>
               <w:top w:val="single" w:color="000000" w:sz="4"/>
               <w:left w:val="single" w:color="000000" w:sz="4"/>
@@ -2172,7 +2252,7 @@
         </w:tc>
         <w:tc>
           <w:tcPr>
-            <w:tcW w:type="dxa" w:w="1587"/>
+            <w:tcW w:type="dxa" w:w="1474"/>
             <w:tcBorders>
               <w:top w:val="single" w:color="000000" w:sz="4"/>
               <w:left w:val="single" w:color="000000" w:sz="4"/>
@@ -2204,7 +2284,7 @@
         </w:tc>
         <w:tc>
           <w:tcPr>
-            <w:tcW w:type="dxa" w:w="1360"/>
+            <w:tcW w:type="dxa" w:w="1247"/>
             <w:tcBorders>
               <w:top w:val="single" w:color="000000" w:sz="4"/>
               <w:left w:val="single" w:color="000000" w:sz="4"/>
@@ -2236,7 +2316,7 @@
         </w:tc>
         <w:tc>
           <w:tcPr>
-            <w:tcW w:type="dxa" w:w="1133"/>
+            <w:tcW w:type="dxa" w:w="1474"/>
             <w:tcBorders>
               <w:top w:val="single" w:color="000000" w:sz="4"/>
               <w:left w:val="single" w:color="000000" w:sz="4"/>
@@ -2333,11 +2413,11 @@
       </w:tr>
       <w:tr>
         <w:trPr>
-          <w:trHeight w:val="680"/>
+          <w:trHeight w:val="793"/>
         </w:trPr>
         <w:tc>
           <w:tcPr>
-            <w:tcW w:type="dxa" w:w="3288"/>
+            <w:tcW w:type="dxa" w:w="3174"/>
             <w:tcBorders>
               <w:top w:val="single" w:color="000000" w:sz="4"/>
               <w:left w:val="single" w:color="000000" w:sz="4"/>
@@ -2369,7 +2449,7 @@
         </w:tc>
         <w:tc>
           <w:tcPr>
-            <w:tcW w:type="dxa" w:w="1587"/>
+            <w:tcW w:type="dxa" w:w="1474"/>
             <w:tcBorders>
               <w:top w:val="single" w:color="000000" w:sz="4"/>
               <w:left w:val="single" w:color="000000" w:sz="4"/>
@@ -2401,7 +2481,7 @@
         </w:tc>
         <w:tc>
           <w:tcPr>
-            <w:tcW w:type="dxa" w:w="1360"/>
+            <w:tcW w:type="dxa" w:w="1247"/>
             <w:tcBorders>
               <w:top w:val="single" w:color="000000" w:sz="4"/>
               <w:left w:val="single" w:color="000000" w:sz="4"/>
@@ -2433,7 +2513,7 @@
         </w:tc>
         <w:tc>
           <w:tcPr>
-            <w:tcW w:type="dxa" w:w="1133"/>
+            <w:tcW w:type="dxa" w:w="1474"/>
             <w:tcBorders>
               <w:top w:val="single" w:color="000000" w:sz="4"/>
               <w:left w:val="single" w:color="000000" w:sz="4"/>
@@ -2530,11 +2610,11 @@
       </w:tr>
       <w:tr>
         <w:trPr>
-          <w:trHeight w:val="680"/>
+          <w:trHeight w:val="793"/>
         </w:trPr>
         <w:tc>
           <w:tcPr>
-            <w:tcW w:type="dxa" w:w="3288"/>
+            <w:tcW w:type="dxa" w:w="3174"/>
             <w:tcBorders>
               <w:top w:val="single" w:color="000000" w:sz="4"/>
               <w:left w:val="single" w:color="000000" w:sz="4"/>
@@ -2566,7 +2646,7 @@
         </w:tc>
         <w:tc>
           <w:tcPr>
-            <w:tcW w:type="dxa" w:w="1587"/>
+            <w:tcW w:type="dxa" w:w="1474"/>
             <w:tcBorders>
               <w:top w:val="single" w:color="000000" w:sz="4"/>
               <w:left w:val="single" w:color="000000" w:sz="4"/>
@@ -2598,7 +2678,7 @@
         </w:tc>
         <w:tc>
           <w:tcPr>
-            <w:tcW w:type="dxa" w:w="1360"/>
+            <w:tcW w:type="dxa" w:w="1247"/>
             <w:tcBorders>
               <w:top w:val="single" w:color="000000" w:sz="4"/>
               <w:left w:val="single" w:color="000000" w:sz="4"/>
@@ -2630,7 +2710,7 @@
         </w:tc>
         <w:tc>
           <w:tcPr>
-            <w:tcW w:type="dxa" w:w="1133"/>
+            <w:tcW w:type="dxa" w:w="1474"/>
             <w:tcBorders>
               <w:top w:val="single" w:color="000000" w:sz="4"/>
               <w:left w:val="single" w:color="000000" w:sz="4"/>

--- a/docs/reference-forms/output/TAI-FORM-C002-example.docx
+++ b/docs/reference-forms/output/TAI-FORM-C002-example.docx
@@ -20,7 +20,7 @@
       </w:tblGrid>
       <w:tr>
         <w:trPr>
-          <w:trHeight w:val="793"/>
+          <w:trHeight w:val="793" w:hRule="atLeast"/>
         </w:trPr>
         <w:tc>
           <w:tcPr>
@@ -133,7 +133,7 @@
             </w:tblGrid>
             <w:tr>
               <w:trPr>
-                <w:trHeight w:val="396"/>
+                <w:trHeight w:val="396" w:hRule="atLeast"/>
               </w:trPr>
               <w:tc>
                 <w:tcPr>
@@ -240,7 +240,7 @@
             </w:tr>
             <w:tr>
               <w:trPr>
-                <w:trHeight w:val="850"/>
+                <w:trHeight w:val="850" w:hRule="atLeast"/>
               </w:trPr>
               <w:tc>
                 <w:tcPr>
@@ -341,7 +341,7 @@
       </w:tblGrid>
       <w:tr>
         <w:trPr>
-          <w:trHeight w:val="453"/>
+          <w:trHeight w:val="396" w:hRule="atLeast"/>
         </w:trPr>
         <w:tc>
           <w:tcPr>
@@ -410,7 +410,7 @@
       </w:tr>
       <w:tr>
         <w:trPr>
-          <w:trHeight w:val="453"/>
+          <w:trHeight w:val="396" w:hRule="atLeast"/>
         </w:trPr>
         <w:tc>
           <w:tcPr>
@@ -504,7 +504,7 @@
       </w:tblGrid>
       <w:tr>
         <w:trPr>
-          <w:trHeight w:val="396"/>
+          <w:trHeight w:val="396" w:hRule="atLeast"/>
         </w:trPr>
         <w:tc>
           <w:tcPr>
@@ -543,7 +543,7 @@
       </w:tr>
       <w:tr>
         <w:trPr>
-          <w:trHeight w:val="1247"/>
+          <w:trHeight w:val="1133" w:hRule="atLeast"/>
         </w:trPr>
         <w:tc>
           <w:tcPr>
@@ -602,7 +602,7 @@
       <w:tr>
         <w:trPr>
           <w:tblHeader/>
-          <w:trHeight w:val="453"/>
+          <w:trHeight w:val="453" w:hRule="atLeast"/>
         </w:trPr>
         <w:tc>
           <w:tcPr>
@@ -837,7 +837,7 @@
       </w:tr>
       <w:tr>
         <w:trPr>
-          <w:trHeight w:val="793"/>
+          <w:trHeight w:val="793" w:hRule="atLeast"/>
         </w:trPr>
         <w:tc>
           <w:tcPr>
@@ -1034,7 +1034,7 @@
       </w:tr>
       <w:tr>
         <w:trPr>
-          <w:trHeight w:val="793"/>
+          <w:trHeight w:val="793" w:hRule="atLeast"/>
         </w:trPr>
         <w:tc>
           <w:tcPr>
@@ -1231,7 +1231,7 @@
       </w:tr>
       <w:tr>
         <w:trPr>
-          <w:trHeight w:val="793"/>
+          <w:trHeight w:val="793" w:hRule="atLeast"/>
         </w:trPr>
         <w:tc>
           <w:tcPr>
@@ -1428,7 +1428,7 @@
       </w:tr>
       <w:tr>
         <w:trPr>
-          <w:trHeight w:val="793"/>
+          <w:trHeight w:val="793" w:hRule="atLeast"/>
         </w:trPr>
         <w:tc>
           <w:tcPr>
@@ -1625,7 +1625,7 @@
       </w:tr>
       <w:tr>
         <w:trPr>
-          <w:trHeight w:val="793"/>
+          <w:trHeight w:val="793" w:hRule="atLeast"/>
         </w:trPr>
         <w:tc>
           <w:tcPr>
@@ -1822,7 +1822,7 @@
       </w:tr>
       <w:tr>
         <w:trPr>
-          <w:trHeight w:val="793"/>
+          <w:trHeight w:val="793" w:hRule="atLeast"/>
         </w:trPr>
         <w:tc>
           <w:tcPr>
@@ -2019,7 +2019,7 @@
       </w:tr>
       <w:tr>
         <w:trPr>
-          <w:trHeight w:val="793"/>
+          <w:trHeight w:val="793" w:hRule="atLeast"/>
         </w:trPr>
         <w:tc>
           <w:tcPr>
@@ -2216,7 +2216,7 @@
       </w:tr>
       <w:tr>
         <w:trPr>
-          <w:trHeight w:val="793"/>
+          <w:trHeight w:val="793" w:hRule="atLeast"/>
         </w:trPr>
         <w:tc>
           <w:tcPr>
@@ -2413,7 +2413,7 @@
       </w:tr>
       <w:tr>
         <w:trPr>
-          <w:trHeight w:val="793"/>
+          <w:trHeight w:val="793" w:hRule="atLeast"/>
         </w:trPr>
         <w:tc>
           <w:tcPr>
@@ -2610,7 +2610,7 @@
       </w:tr>
       <w:tr>
         <w:trPr>
-          <w:trHeight w:val="793"/>
+          <w:trHeight w:val="793" w:hRule="atLeast"/>
         </w:trPr>
         <w:tc>
           <w:tcPr>

--- a/docs/reference-forms/output/TAI-FORM-C002-example.docx
+++ b/docs/reference-forms/output/TAI-FORM-C002-example.docx
@@ -57,9 +57,18 @@
         </w:tc>
       </w:tr>
     </w:tbl>
+    <w:p>
+      <w:pPr>
+        <w:spacing w:after="0" w:before="0"/>
+      </w:pPr>
+      <w:r>
+        <w:t xml:space="preserve"/>
+      </w:r>
+    </w:p>
     <w:tbl>
       <w:tblPr>
-        <w:tblW w:type="dxa" w:w="9637"/>
+        <w:tblW w:type="dxa" w:w="5102"/>
+        <w:jc w:val="right"/>
         <w:tblBorders>
           <w:top w:val="single" w:color="auto" w:sz="4"/>
           <w:left w:val="single" w:color="auto" w:sz="4"/>
@@ -71,24 +80,135 @@
         <w:tblLayout w:type="fixed"/>
       </w:tblPr>
       <w:tblGrid>
-        <w:gridCol w:w="4535"/>
-        <w:gridCol w:w="5102"/>
+        <w:gridCol w:w="1701"/>
+        <w:gridCol w:w="1701"/>
+        <w:gridCol w:w="1701"/>
       </w:tblGrid>
       <w:tr>
-        <w:tc>
-          <w:tcPr>
-            <w:tcW w:type="dxa" w:w="4535"/>
-            <w:tcBorders>
-              <w:top w:val="none" w:color="auto" w:sz="0"/>
-              <w:left w:val="none" w:color="auto" w:sz="0"/>
-              <w:bottom w:val="none" w:color="auto" w:sz="0"/>
-              <w:right w:val="none" w:color="auto" w:sz="0"/>
-            </w:tcBorders>
-            <w:tcMar>
-              <w:top w:type="dxa" w:w="0"/>
-              <w:left w:type="dxa" w:w="0"/>
-              <w:bottom w:type="dxa" w:w="0"/>
-              <w:right w:type="dxa" w:w="0"/>
+        <w:trPr>
+          <w:trHeight w:val="396" w:hRule="atLeast"/>
+        </w:trPr>
+        <w:tc>
+          <w:tcPr>
+            <w:tcW w:type="dxa" w:w="1701"/>
+            <w:tcBorders>
+              <w:top w:val="single" w:color="000000" w:sz="6"/>
+              <w:left w:val="single" w:color="000000" w:sz="6"/>
+              <w:bottom w:val="single" w:color="000000" w:sz="6"/>
+              <w:right w:val="single" w:color="000000" w:sz="6"/>
+            </w:tcBorders>
+            <w:shd w:fill="E8E8E8" w:color="auto" w:val="clear"/>
+            <w:tcMar>
+              <w:top w:type="dxa" w:w="170"/>
+              <w:left w:type="dxa" w:w="170"/>
+              <w:bottom w:type="dxa" w:w="170"/>
+              <w:right w:type="dxa" w:w="170"/>
+            </w:tcMar>
+            <w:vAlign w:val="center"/>
+          </w:tcPr>
+          <w:p>
+            <w:pPr>
+              <w:jc w:val="center"/>
+            </w:pPr>
+            <w:r>
+              <w:rPr>
+                <w:rFonts w:ascii="NanumGothic" w:cs="NanumGothic" w:eastAsia="NanumGothic" w:hAnsi="NanumGothic"/>
+                <w:b/>
+                <w:bCs/>
+                <w:sz w:val="20"/>
+                <w:szCs w:val="20"/>
+              </w:rPr>
+              <w:t xml:space="preserve">작성</w:t>
+            </w:r>
+          </w:p>
+        </w:tc>
+        <w:tc>
+          <w:tcPr>
+            <w:tcW w:type="dxa" w:w="1701"/>
+            <w:tcBorders>
+              <w:top w:val="single" w:color="000000" w:sz="6"/>
+              <w:left w:val="single" w:color="000000" w:sz="6"/>
+              <w:bottom w:val="single" w:color="000000" w:sz="6"/>
+              <w:right w:val="single" w:color="000000" w:sz="6"/>
+            </w:tcBorders>
+            <w:shd w:fill="E8E8E8" w:color="auto" w:val="clear"/>
+            <w:tcMar>
+              <w:top w:type="dxa" w:w="170"/>
+              <w:left w:type="dxa" w:w="170"/>
+              <w:bottom w:type="dxa" w:w="170"/>
+              <w:right w:type="dxa" w:w="170"/>
+            </w:tcMar>
+            <w:vAlign w:val="center"/>
+          </w:tcPr>
+          <w:p>
+            <w:pPr>
+              <w:jc w:val="center"/>
+            </w:pPr>
+            <w:r>
+              <w:rPr>
+                <w:rFonts w:ascii="NanumGothic" w:cs="NanumGothic" w:eastAsia="NanumGothic" w:hAnsi="NanumGothic"/>
+                <w:b/>
+                <w:bCs/>
+                <w:sz w:val="20"/>
+                <w:szCs w:val="20"/>
+              </w:rPr>
+              <w:t xml:space="preserve">검토</w:t>
+            </w:r>
+          </w:p>
+        </w:tc>
+        <w:tc>
+          <w:tcPr>
+            <w:tcW w:type="dxa" w:w="1701"/>
+            <w:tcBorders>
+              <w:top w:val="single" w:color="000000" w:sz="6"/>
+              <w:left w:val="single" w:color="000000" w:sz="6"/>
+              <w:bottom w:val="single" w:color="000000" w:sz="6"/>
+              <w:right w:val="single" w:color="000000" w:sz="6"/>
+            </w:tcBorders>
+            <w:shd w:fill="E8E8E8" w:color="auto" w:val="clear"/>
+            <w:tcMar>
+              <w:top w:type="dxa" w:w="170"/>
+              <w:left w:type="dxa" w:w="170"/>
+              <w:bottom w:type="dxa" w:w="170"/>
+              <w:right w:type="dxa" w:w="170"/>
+            </w:tcMar>
+            <w:vAlign w:val="center"/>
+          </w:tcPr>
+          <w:p>
+            <w:pPr>
+              <w:jc w:val="center"/>
+            </w:pPr>
+            <w:r>
+              <w:rPr>
+                <w:rFonts w:ascii="NanumGothic" w:cs="NanumGothic" w:eastAsia="NanumGothic" w:hAnsi="NanumGothic"/>
+                <w:b/>
+                <w:bCs/>
+                <w:sz w:val="20"/>
+                <w:szCs w:val="20"/>
+              </w:rPr>
+              <w:t xml:space="preserve">승인</w:t>
+            </w:r>
+          </w:p>
+        </w:tc>
+      </w:tr>
+      <w:tr>
+        <w:trPr>
+          <w:trHeight w:val="850" w:hRule="atLeast"/>
+        </w:trPr>
+        <w:tc>
+          <w:tcPr>
+            <w:tcW w:type="dxa" w:w="1701"/>
+            <w:tcBorders>
+              <w:top w:val="single" w:color="000000" w:sz="6"/>
+              <w:left w:val="single" w:color="000000" w:sz="6"/>
+              <w:bottom w:val="single" w:color="000000" w:sz="6"/>
+              <w:right w:val="single" w:color="000000" w:sz="6"/>
+            </w:tcBorders>
+            <w:tcMar>
+              <w:top w:type="dxa" w:w="170"/>
+              <w:left w:type="dxa" w:w="170"/>
+              <w:bottom w:type="dxa" w:w="170"/>
+              <w:right w:type="dxa" w:w="170"/>
             </w:tcMar>
           </w:tcPr>
           <w:p>
@@ -99,218 +219,47 @@
         </w:tc>
         <w:tc>
           <w:tcPr>
-            <w:tcW w:type="dxa" w:w="5102"/>
-            <w:tcBorders>
-              <w:top w:val="none" w:color="auto" w:sz="0"/>
-              <w:left w:val="none" w:color="auto" w:sz="0"/>
-              <w:bottom w:val="none" w:color="auto" w:sz="0"/>
-              <w:right w:val="none" w:color="auto" w:sz="0"/>
-            </w:tcBorders>
-            <w:tcMar>
-              <w:top w:type="dxa" w:w="0"/>
-              <w:left w:type="dxa" w:w="0"/>
-              <w:bottom w:type="dxa" w:w="0"/>
-              <w:right w:type="dxa" w:w="0"/>
-            </w:tcMar>
-          </w:tcPr>
-          <w:tbl>
-            <w:tblPr>
-              <w:tblW w:type="dxa" w:w="5102"/>
-              <w:tblBorders>
-                <w:top w:val="single" w:color="auto" w:sz="4"/>
-                <w:left w:val="single" w:color="auto" w:sz="4"/>
-                <w:bottom w:val="single" w:color="auto" w:sz="4"/>
-                <w:right w:val="single" w:color="auto" w:sz="4"/>
-                <w:insideH w:val="single" w:color="auto" w:sz="4"/>
-                <w:insideV w:val="single" w:color="auto" w:sz="4"/>
-              </w:tblBorders>
-              <w:tblLayout w:type="fixed"/>
-            </w:tblPr>
-            <w:tblGrid>
-              <w:gridCol w:w="1701"/>
-              <w:gridCol w:w="1701"/>
-              <w:gridCol w:w="1701"/>
-            </w:tblGrid>
-            <w:tr>
-              <w:trPr>
-                <w:trHeight w:val="396" w:hRule="atLeast"/>
-              </w:trPr>
-              <w:tc>
-                <w:tcPr>
-                  <w:tcW w:type="dxa" w:w="1701"/>
-                  <w:tcBorders>
-                    <w:top w:val="single" w:color="000000" w:sz="6"/>
-                    <w:left w:val="single" w:color="000000" w:sz="6"/>
-                    <w:bottom w:val="single" w:color="000000" w:sz="6"/>
-                    <w:right w:val="single" w:color="000000" w:sz="6"/>
-                  </w:tcBorders>
-                  <w:shd w:fill="E8E8E8" w:color="auto" w:val="clear"/>
-                  <w:tcMar>
-                    <w:top w:type="dxa" w:w="170"/>
-                    <w:left w:type="dxa" w:w="170"/>
-                    <w:bottom w:type="dxa" w:w="170"/>
-                    <w:right w:type="dxa" w:w="170"/>
-                  </w:tcMar>
-                  <w:vAlign w:val="center"/>
-                </w:tcPr>
-                <w:p>
-                  <w:pPr>
-                    <w:jc w:val="center"/>
-                  </w:pPr>
-                  <w:r>
-                    <w:rPr>
-                      <w:rFonts w:ascii="NanumGothic" w:cs="NanumGothic" w:eastAsia="NanumGothic" w:hAnsi="NanumGothic"/>
-                      <w:b/>
-                      <w:bCs/>
-                      <w:sz w:val="20"/>
-                      <w:szCs w:val="20"/>
-                    </w:rPr>
-                    <w:t xml:space="preserve">작성</w:t>
-                  </w:r>
-                </w:p>
-              </w:tc>
-              <w:tc>
-                <w:tcPr>
-                  <w:tcW w:type="dxa" w:w="1701"/>
-                  <w:tcBorders>
-                    <w:top w:val="single" w:color="000000" w:sz="6"/>
-                    <w:left w:val="single" w:color="000000" w:sz="6"/>
-                    <w:bottom w:val="single" w:color="000000" w:sz="6"/>
-                    <w:right w:val="single" w:color="000000" w:sz="6"/>
-                  </w:tcBorders>
-                  <w:shd w:fill="E8E8E8" w:color="auto" w:val="clear"/>
-                  <w:tcMar>
-                    <w:top w:type="dxa" w:w="170"/>
-                    <w:left w:type="dxa" w:w="170"/>
-                    <w:bottom w:type="dxa" w:w="170"/>
-                    <w:right w:type="dxa" w:w="170"/>
-                  </w:tcMar>
-                  <w:vAlign w:val="center"/>
-                </w:tcPr>
-                <w:p>
-                  <w:pPr>
-                    <w:jc w:val="center"/>
-                  </w:pPr>
-                  <w:r>
-                    <w:rPr>
-                      <w:rFonts w:ascii="NanumGothic" w:cs="NanumGothic" w:eastAsia="NanumGothic" w:hAnsi="NanumGothic"/>
-                      <w:b/>
-                      <w:bCs/>
-                      <w:sz w:val="20"/>
-                      <w:szCs w:val="20"/>
-                    </w:rPr>
-                    <w:t xml:space="preserve">검토</w:t>
-                  </w:r>
-                </w:p>
-              </w:tc>
-              <w:tc>
-                <w:tcPr>
-                  <w:tcW w:type="dxa" w:w="1701"/>
-                  <w:tcBorders>
-                    <w:top w:val="single" w:color="000000" w:sz="6"/>
-                    <w:left w:val="single" w:color="000000" w:sz="6"/>
-                    <w:bottom w:val="single" w:color="000000" w:sz="6"/>
-                    <w:right w:val="single" w:color="000000" w:sz="6"/>
-                  </w:tcBorders>
-                  <w:shd w:fill="E8E8E8" w:color="auto" w:val="clear"/>
-                  <w:tcMar>
-                    <w:top w:type="dxa" w:w="170"/>
-                    <w:left w:type="dxa" w:w="170"/>
-                    <w:bottom w:type="dxa" w:w="170"/>
-                    <w:right w:type="dxa" w:w="170"/>
-                  </w:tcMar>
-                  <w:vAlign w:val="center"/>
-                </w:tcPr>
-                <w:p>
-                  <w:pPr>
-                    <w:jc w:val="center"/>
-                  </w:pPr>
-                  <w:r>
-                    <w:rPr>
-                      <w:rFonts w:ascii="NanumGothic" w:cs="NanumGothic" w:eastAsia="NanumGothic" w:hAnsi="NanumGothic"/>
-                      <w:b/>
-                      <w:bCs/>
-                      <w:sz w:val="20"/>
-                      <w:szCs w:val="20"/>
-                    </w:rPr>
-                    <w:t xml:space="preserve">승인</w:t>
-                  </w:r>
-                </w:p>
-              </w:tc>
-            </w:tr>
-            <w:tr>
-              <w:trPr>
-                <w:trHeight w:val="850" w:hRule="atLeast"/>
-              </w:trPr>
-              <w:tc>
-                <w:tcPr>
-                  <w:tcW w:type="dxa" w:w="1701"/>
-                  <w:tcBorders>
-                    <w:top w:val="single" w:color="000000" w:sz="6"/>
-                    <w:left w:val="single" w:color="000000" w:sz="6"/>
-                    <w:bottom w:val="single" w:color="000000" w:sz="6"/>
-                    <w:right w:val="single" w:color="000000" w:sz="6"/>
-                  </w:tcBorders>
-                  <w:tcMar>
-                    <w:top w:type="dxa" w:w="170"/>
-                    <w:left w:type="dxa" w:w="170"/>
-                    <w:bottom w:type="dxa" w:w="170"/>
-                    <w:right w:type="dxa" w:w="170"/>
-                  </w:tcMar>
-                </w:tcPr>
-                <w:p>
-                  <w:r>
-                    <w:t xml:space="preserve"/>
-                  </w:r>
-                </w:p>
-              </w:tc>
-              <w:tc>
-                <w:tcPr>
-                  <w:tcW w:type="dxa" w:w="1701"/>
-                  <w:tcBorders>
-                    <w:top w:val="single" w:color="000000" w:sz="6"/>
-                    <w:left w:val="single" w:color="000000" w:sz="6"/>
-                    <w:bottom w:val="single" w:color="000000" w:sz="6"/>
-                    <w:right w:val="single" w:color="000000" w:sz="6"/>
-                  </w:tcBorders>
-                  <w:tcMar>
-                    <w:top w:type="dxa" w:w="170"/>
-                    <w:left w:type="dxa" w:w="170"/>
-                    <w:bottom w:type="dxa" w:w="170"/>
-                    <w:right w:type="dxa" w:w="170"/>
-                  </w:tcMar>
-                </w:tcPr>
-                <w:p>
-                  <w:r>
-                    <w:t xml:space="preserve"/>
-                  </w:r>
-                </w:p>
-              </w:tc>
-              <w:tc>
-                <w:tcPr>
-                  <w:tcW w:type="dxa" w:w="1701"/>
-                  <w:tcBorders>
-                    <w:top w:val="single" w:color="000000" w:sz="6"/>
-                    <w:left w:val="single" w:color="000000" w:sz="6"/>
-                    <w:bottom w:val="single" w:color="000000" w:sz="6"/>
-                    <w:right w:val="single" w:color="000000" w:sz="6"/>
-                  </w:tcBorders>
-                  <w:tcMar>
-                    <w:top w:type="dxa" w:w="170"/>
-                    <w:left w:type="dxa" w:w="170"/>
-                    <w:bottom w:type="dxa" w:w="170"/>
-                    <w:right w:type="dxa" w:w="170"/>
-                  </w:tcMar>
-                </w:tcPr>
-                <w:p>
-                  <w:r>
-                    <w:t xml:space="preserve"/>
-                  </w:r>
-                </w:p>
-              </w:tc>
-            </w:tr>
-          </w:tbl>
-          <w:p/>
+            <w:tcW w:type="dxa" w:w="1701"/>
+            <w:tcBorders>
+              <w:top w:val="single" w:color="000000" w:sz="6"/>
+              <w:left w:val="single" w:color="000000" w:sz="6"/>
+              <w:bottom w:val="single" w:color="000000" w:sz="6"/>
+              <w:right w:val="single" w:color="000000" w:sz="6"/>
+            </w:tcBorders>
+            <w:tcMar>
+              <w:top w:type="dxa" w:w="170"/>
+              <w:left w:type="dxa" w:w="170"/>
+              <w:bottom w:type="dxa" w:w="170"/>
+              <w:right w:type="dxa" w:w="170"/>
+            </w:tcMar>
+          </w:tcPr>
+          <w:p>
+            <w:r>
+              <w:t xml:space="preserve"/>
+            </w:r>
+          </w:p>
+        </w:tc>
+        <w:tc>
+          <w:tcPr>
+            <w:tcW w:type="dxa" w:w="1701"/>
+            <w:tcBorders>
+              <w:top w:val="single" w:color="000000" w:sz="6"/>
+              <w:left w:val="single" w:color="000000" w:sz="6"/>
+              <w:bottom w:val="single" w:color="000000" w:sz="6"/>
+              <w:right w:val="single" w:color="000000" w:sz="6"/>
+            </w:tcBorders>
+            <w:tcMar>
+              <w:top w:type="dxa" w:w="170"/>
+              <w:left w:type="dxa" w:w="170"/>
+              <w:bottom w:type="dxa" w:w="170"/>
+              <w:right w:type="dxa" w:w="170"/>
+            </w:tcMar>
+          </w:tcPr>
+          <w:p>
+            <w:r>
+              <w:t xml:space="preserve"/>
+            </w:r>
+          </w:p>
         </w:tc>
       </w:tr>
     </w:tbl>
